--- a/gouvernance/word/24_Registre_des_prises_en_charge.docx
+++ b/gouvernance/word/24_Registre_des_prises_en_charge.docx
@@ -129,17 +129,17 @@
           <w:b/>
           <w:bCs/>
         </w:rPr>
-        <w:t xml:space="preserve">______ €</w:t>
+        <w:t xml:space="preserve">4 000 €</w:t>
       </w:r>
       <w:r>
-        <w:t xml:space="preserve"> · Seuil d'alerte (70 %) : </w:t>
+        <w:t xml:space="preserve"> (premier palier) · Seuil d'alerte (70 %) : </w:t>
       </w:r>
       <w:r>
         <w:rPr>
           <w:b/>
           <w:bCs/>
         </w:rPr>
-        <w:t xml:space="preserve">______ €</w:t>
+        <w:t xml:space="preserve">2 800 €</w:t>
       </w:r>
     </w:p>
     <w:tbl>
